--- a/capitulos/40_Capitulo_40.docx
+++ b/capitulos/40_Capitulo_40.docx
@@ -682,7 +682,7 @@
           <w:color w:val="1C1C20"/>
           <w:sz w:val="22"/>
         </w:rPr>
-        <w:t>Elysea de Vane se acercó suspirando con alivio, mientras Dante envainaba su mandoble y Freya cancelaba los sellos de búsqueda. Varios profesores y miembros de la guardia de la academia llegaron poco después, acordonando la zona tras comprobar que las escaramuzas de los Skavens habían sido finalmente repelidas por los escuadrones combinados.</w:t>
+        <w:t>Elysea de Vane se acercó suspirando con alivio, mientras Dante envainaba su espada corta y Freya cancelaba los sellos de búsqueda. Varios profesores y miembros de la guardia de la academia llegaron poco después, acordonando la zona tras comprobar que las escaramuzas de los Skavens habían sido finalmente repelidas por los escuadrones combinados.</w:t>
       </w:r>
     </w:p>
     <w:p>
